--- a/public/fun/forms/이력서_전기·설비기술_10_JSONResume형.docx
+++ b/public/fun/forms/이력서_전기·설비기술_10_JSONResume형.docx
@@ -311,7 +311,7 @@
           <w:color w:val="7A5F48"/>
           <w:sz w:val="17"/>
         </w:rPr>
-        <w:t>certificates</w:t>
+        <w:t>education</w:t>
       </w:r>
       <w:r>
         <w:rPr>
@@ -320,7 +320,7 @@
           <w:color w:val="493727"/>
           <w:sz w:val="22"/>
         </w:rPr>
-        <w:t xml:space="preserve">   자격 · 면허</w:t>
+        <w:t xml:space="preserve">   학력 · 교육</w:t>
       </w:r>
     </w:p>
     <w:tbl>
@@ -346,9 +346,8 @@
       </w:tblPr>
       <w:tblGrid>
         <w:gridCol w:w="2070"/>
-        <w:gridCol w:w="2760"/>
-        <w:gridCol w:w="2760"/>
-        <w:gridCol w:w="2760"/>
+        <w:gridCol w:w="4140"/>
+        <w:gridCol w:w="4140"/>
       </w:tblGrid>
       <w:tr>
         <w:trPr>
@@ -372,13 +371,13 @@
                 <w:color w:val="493727"/>
                 <w:sz w:val="19"/>
               </w:rPr>
-              <w:t>취득일</w:t>
+              <w:t>기 간</w:t>
             </w:r>
           </w:p>
         </w:tc>
         <w:tc>
           <w:tcPr>
-            <w:tcW w:type="dxa" w:w="2760"/>
+            <w:tcW w:type="dxa" w:w="4140"/>
             <w:shd w:val="clear" w:color="auto" w:fill="F5F3F2"/>
             <w:vAlign w:val="center"/>
           </w:tcPr>
@@ -393,13 +392,13 @@
                 <w:color w:val="493727"/>
                 <w:sz w:val="19"/>
               </w:rPr>
-              <w:t>자격명</w:t>
+              <w:t>학교 / 기관</w:t>
             </w:r>
           </w:p>
         </w:tc>
         <w:tc>
           <w:tcPr>
-            <w:tcW w:type="dxa" w:w="2760"/>
+            <w:tcW w:type="dxa" w:w="4140"/>
             <w:shd w:val="clear" w:color="auto" w:fill="F5F3F2"/>
             <w:vAlign w:val="center"/>
           </w:tcPr>
@@ -414,28 +413,70 @@
                 <w:color w:val="493727"/>
                 <w:sz w:val="19"/>
               </w:rPr>
-              <w:t>발급 기관</w:t>
+              <w:t>내 용</w:t>
+            </w:r>
+          </w:p>
+        </w:tc>
+      </w:tr>
+      <w:tr>
+        <w:trPr>
+          <w:trHeight w:val="465" w:hRule="atLeast"/>
+          <w:cantSplit/>
+        </w:trPr>
+        <w:tc>
+          <w:tcPr>
+            <w:tcW w:type="dxa" w:w="2070"/>
+            <w:vAlign w:val="center"/>
+          </w:tcPr>
+          <w:p>
+            <w:pPr>
+              <w:spacing w:before="0" w:after="0"/>
+              <w:jc w:val="left"/>
+            </w:pPr>
+            <w:r>
+              <w:rPr>
+                <w:color w:val="A9B0B8"/>
+                <w:sz w:val="16"/>
+              </w:rPr>
+              <w:t>예) 2022.03 ~ 2024.02</w:t>
             </w:r>
           </w:p>
         </w:tc>
         <w:tc>
           <w:tcPr>
-            <w:tcW w:type="dxa" w:w="2760"/>
-            <w:shd w:val="clear" w:color="auto" w:fill="F5F3F2"/>
+            <w:tcW w:type="dxa" w:w="4140"/>
             <w:vAlign w:val="center"/>
           </w:tcPr>
           <w:p>
             <w:pPr>
               <w:spacing w:before="0" w:after="0"/>
-              <w:jc w:val="center"/>
+              <w:jc w:val="left"/>
             </w:pPr>
             <w:r>
               <w:rPr>
-                <w:b/>
-                <w:color w:val="493727"/>
-                <w:sz w:val="19"/>
+                <w:color w:val="A9B0B8"/>
+                <w:sz w:val="16"/>
               </w:rPr>
-              <w:t>번 호</w:t>
+              <w:t>○○대학교 (졸업)</w:t>
+            </w:r>
+          </w:p>
+        </w:tc>
+        <w:tc>
+          <w:tcPr>
+            <w:tcW w:type="dxa" w:w="4140"/>
+            <w:vAlign w:val="center"/>
+          </w:tcPr>
+          <w:p>
+            <w:pPr>
+              <w:spacing w:before="0" w:after="0"/>
+              <w:jc w:val="left"/>
+            </w:pPr>
+            <w:r>
+              <w:rPr>
+                <w:color w:val="A9B0B8"/>
+                <w:sz w:val="16"/>
+              </w:rPr>
+              <w:t>배운 점 · 활동 내용</w:t>
             </w:r>
           </w:p>
         </w:tc>
@@ -454,21 +495,14 @@
         </w:tc>
         <w:tc>
           <w:tcPr>
-            <w:tcW w:type="dxa" w:w="2760"/>
+            <w:tcW w:type="dxa" w:w="4140"/>
             <w:vAlign w:val="center"/>
           </w:tcPr>
           <w:p/>
         </w:tc>
         <w:tc>
           <w:tcPr>
-            <w:tcW w:type="dxa" w:w="2760"/>
-            <w:vAlign w:val="center"/>
-          </w:tcPr>
-          <w:p/>
-        </w:tc>
-        <w:tc>
-          <w:tcPr>
-            <w:tcW w:type="dxa" w:w="2760"/>
+            <w:tcW w:type="dxa" w:w="4140"/>
             <w:vAlign w:val="center"/>
           </w:tcPr>
           <w:p/>
@@ -488,89 +522,14 @@
         </w:tc>
         <w:tc>
           <w:tcPr>
-            <w:tcW w:type="dxa" w:w="2760"/>
+            <w:tcW w:type="dxa" w:w="4140"/>
             <w:vAlign w:val="center"/>
           </w:tcPr>
           <w:p/>
         </w:tc>
         <w:tc>
           <w:tcPr>
-            <w:tcW w:type="dxa" w:w="2760"/>
-            <w:vAlign w:val="center"/>
-          </w:tcPr>
-          <w:p/>
-        </w:tc>
-        <w:tc>
-          <w:tcPr>
-            <w:tcW w:type="dxa" w:w="2760"/>
-            <w:vAlign w:val="center"/>
-          </w:tcPr>
-          <w:p/>
-        </w:tc>
-      </w:tr>
-      <w:tr>
-        <w:trPr>
-          <w:trHeight w:val="465" w:hRule="atLeast"/>
-          <w:cantSplit/>
-        </w:trPr>
-        <w:tc>
-          <w:tcPr>
-            <w:tcW w:type="dxa" w:w="2070"/>
-            <w:vAlign w:val="center"/>
-          </w:tcPr>
-          <w:p/>
-        </w:tc>
-        <w:tc>
-          <w:tcPr>
-            <w:tcW w:type="dxa" w:w="2760"/>
-            <w:vAlign w:val="center"/>
-          </w:tcPr>
-          <w:p/>
-        </w:tc>
-        <w:tc>
-          <w:tcPr>
-            <w:tcW w:type="dxa" w:w="2760"/>
-            <w:vAlign w:val="center"/>
-          </w:tcPr>
-          <w:p/>
-        </w:tc>
-        <w:tc>
-          <w:tcPr>
-            <w:tcW w:type="dxa" w:w="2760"/>
-            <w:vAlign w:val="center"/>
-          </w:tcPr>
-          <w:p/>
-        </w:tc>
-      </w:tr>
-      <w:tr>
-        <w:trPr>
-          <w:trHeight w:val="465" w:hRule="atLeast"/>
-          <w:cantSplit/>
-        </w:trPr>
-        <w:tc>
-          <w:tcPr>
-            <w:tcW w:type="dxa" w:w="2070"/>
-            <w:vAlign w:val="center"/>
-          </w:tcPr>
-          <w:p/>
-        </w:tc>
-        <w:tc>
-          <w:tcPr>
-            <w:tcW w:type="dxa" w:w="2760"/>
-            <w:vAlign w:val="center"/>
-          </w:tcPr>
-          <w:p/>
-        </w:tc>
-        <w:tc>
-          <w:tcPr>
-            <w:tcW w:type="dxa" w:w="2760"/>
-            <w:vAlign w:val="center"/>
-          </w:tcPr>
-          <w:p/>
-        </w:tc>
-        <w:tc>
-          <w:tcPr>
-            <w:tcW w:type="dxa" w:w="2760"/>
+            <w:tcW w:type="dxa" w:w="4140"/>
             <w:vAlign w:val="center"/>
           </w:tcPr>
           <w:p/>
@@ -731,7 +690,19 @@
             <w:tcW w:type="dxa" w:w="2070"/>
             <w:vAlign w:val="center"/>
           </w:tcPr>
-          <w:p/>
+          <w:p>
+            <w:pPr>
+              <w:spacing w:before="0" w:after="0"/>
+              <w:jc w:val="left"/>
+            </w:pPr>
+            <w:r>
+              <w:rPr>
+                <w:color w:val="A9B0B8"/>
+                <w:sz w:val="16"/>
+              </w:rPr>
+              <w:t>예) 2022.03 ~ 2024.02</w:t>
+            </w:r>
+          </w:p>
         </w:tc>
         <w:tc>
           <w:tcPr>
@@ -752,7 +723,19 @@
             <w:tcW w:type="dxa" w:w="2760"/>
             <w:vAlign w:val="center"/>
           </w:tcPr>
-          <w:p/>
+          <w:p>
+            <w:pPr>
+              <w:spacing w:before="0" w:after="0"/>
+              <w:jc w:val="left"/>
+            </w:pPr>
+            <w:r>
+              <w:rPr>
+                <w:color w:val="A9B0B8"/>
+                <w:sz w:val="16"/>
+              </w:rPr>
+              <w:t>맡은 일 + 숫자 성과</w:t>
+            </w:r>
+          </w:p>
         </w:tc>
       </w:tr>
       <w:tr>
@@ -1191,7 +1174,7 @@
           <w:color w:val="7A5F48"/>
           <w:sz w:val="17"/>
         </w:rPr>
-        <w:t>education</w:t>
+        <w:t>certificates</w:t>
       </w:r>
       <w:r>
         <w:rPr>
@@ -1200,7 +1183,7 @@
           <w:color w:val="493727"/>
           <w:sz w:val="22"/>
         </w:rPr>
-        <w:t xml:space="preserve">   학력 · 교육</w:t>
+        <w:t xml:space="preserve">   자격 · 면허</w:t>
       </w:r>
     </w:p>
     <w:tbl>
@@ -1226,8 +1209,9 @@
       </w:tblPr>
       <w:tblGrid>
         <w:gridCol w:w="2070"/>
-        <w:gridCol w:w="4140"/>
-        <w:gridCol w:w="4140"/>
+        <w:gridCol w:w="2760"/>
+        <w:gridCol w:w="2760"/>
+        <w:gridCol w:w="2760"/>
       </w:tblGrid>
       <w:tr>
         <w:trPr>
@@ -1251,13 +1235,13 @@
                 <w:color w:val="493727"/>
                 <w:sz w:val="19"/>
               </w:rPr>
-              <w:t>기 간</w:t>
+              <w:t>취득일</w:t>
             </w:r>
           </w:p>
         </w:tc>
         <w:tc>
           <w:tcPr>
-            <w:tcW w:type="dxa" w:w="4140"/>
+            <w:tcW w:type="dxa" w:w="2760"/>
             <w:shd w:val="clear" w:color="auto" w:fill="F5F3F2"/>
             <w:vAlign w:val="center"/>
           </w:tcPr>
@@ -1272,13 +1256,13 @@
                 <w:color w:val="493727"/>
                 <w:sz w:val="19"/>
               </w:rPr>
-              <w:t>학교 / 기관</w:t>
+              <w:t>자격명</w:t>
             </w:r>
           </w:p>
         </w:tc>
         <w:tc>
           <w:tcPr>
-            <w:tcW w:type="dxa" w:w="4140"/>
+            <w:tcW w:type="dxa" w:w="2760"/>
             <w:shd w:val="clear" w:color="auto" w:fill="F5F3F2"/>
             <w:vAlign w:val="center"/>
           </w:tcPr>
@@ -1293,7 +1277,28 @@
                 <w:color w:val="493727"/>
                 <w:sz w:val="19"/>
               </w:rPr>
-              <w:t>내 용</w:t>
+              <w:t>발급 기관</w:t>
+            </w:r>
+          </w:p>
+        </w:tc>
+        <w:tc>
+          <w:tcPr>
+            <w:tcW w:type="dxa" w:w="2760"/>
+            <w:shd w:val="clear" w:color="auto" w:fill="F5F3F2"/>
+            <w:vAlign w:val="center"/>
+          </w:tcPr>
+          <w:p>
+            <w:pPr>
+              <w:spacing w:before="0" w:after="0"/>
+              <w:jc w:val="center"/>
+            </w:pPr>
+            <w:r>
+              <w:rPr>
+                <w:b/>
+                <w:color w:val="493727"/>
+                <w:sz w:val="19"/>
+              </w:rPr>
+              <w:t>번 호</w:t>
             </w:r>
           </w:p>
         </w:tc>
@@ -1308,18 +1313,61 @@
             <w:tcW w:type="dxa" w:w="2070"/>
             <w:vAlign w:val="center"/>
           </w:tcPr>
-          <w:p/>
+          <w:p>
+            <w:pPr>
+              <w:spacing w:before="0" w:after="0"/>
+              <w:jc w:val="left"/>
+            </w:pPr>
+            <w:r>
+              <w:rPr>
+                <w:color w:val="A9B0B8"/>
+                <w:sz w:val="16"/>
+              </w:rPr>
+              <w:t>예) 2023.05.</w:t>
+            </w:r>
+          </w:p>
         </w:tc>
         <w:tc>
           <w:tcPr>
-            <w:tcW w:type="dxa" w:w="4140"/>
+            <w:tcW w:type="dxa" w:w="2760"/>
             <w:vAlign w:val="center"/>
           </w:tcPr>
-          <w:p/>
+          <w:p>
+            <w:pPr>
+              <w:spacing w:before="0" w:after="0"/>
+              <w:jc w:val="left"/>
+            </w:pPr>
+            <w:r>
+              <w:rPr>
+                <w:color w:val="A9B0B8"/>
+                <w:sz w:val="16"/>
+              </w:rPr>
+              <w:t>○○ 자격증</w:t>
+            </w:r>
+          </w:p>
         </w:tc>
         <w:tc>
           <w:tcPr>
-            <w:tcW w:type="dxa" w:w="4140"/>
+            <w:tcW w:type="dxa" w:w="2760"/>
+            <w:vAlign w:val="center"/>
+          </w:tcPr>
+          <w:p>
+            <w:pPr>
+              <w:spacing w:before="0" w:after="0"/>
+              <w:jc w:val="left"/>
+            </w:pPr>
+            <w:r>
+              <w:rPr>
+                <w:color w:val="A9B0B8"/>
+                <w:sz w:val="16"/>
+              </w:rPr>
+              <w:t>○○공단</w:t>
+            </w:r>
+          </w:p>
+        </w:tc>
+        <w:tc>
+          <w:tcPr>
+            <w:tcW w:type="dxa" w:w="2760"/>
             <w:vAlign w:val="center"/>
           </w:tcPr>
           <w:p/>
@@ -1339,14 +1387,21 @@
         </w:tc>
         <w:tc>
           <w:tcPr>
-            <w:tcW w:type="dxa" w:w="4140"/>
+            <w:tcW w:type="dxa" w:w="2760"/>
             <w:vAlign w:val="center"/>
           </w:tcPr>
           <w:p/>
         </w:tc>
         <w:tc>
           <w:tcPr>
-            <w:tcW w:type="dxa" w:w="4140"/>
+            <w:tcW w:type="dxa" w:w="2760"/>
+            <w:vAlign w:val="center"/>
+          </w:tcPr>
+          <w:p/>
+        </w:tc>
+        <w:tc>
+          <w:tcPr>
+            <w:tcW w:type="dxa" w:w="2760"/>
             <w:vAlign w:val="center"/>
           </w:tcPr>
           <w:p/>
@@ -1366,14 +1421,55 @@
         </w:tc>
         <w:tc>
           <w:tcPr>
-            <w:tcW w:type="dxa" w:w="4140"/>
+            <w:tcW w:type="dxa" w:w="2760"/>
             <w:vAlign w:val="center"/>
           </w:tcPr>
           <w:p/>
         </w:tc>
         <w:tc>
           <w:tcPr>
-            <w:tcW w:type="dxa" w:w="4140"/>
+            <w:tcW w:type="dxa" w:w="2760"/>
+            <w:vAlign w:val="center"/>
+          </w:tcPr>
+          <w:p/>
+        </w:tc>
+        <w:tc>
+          <w:tcPr>
+            <w:tcW w:type="dxa" w:w="2760"/>
+            <w:vAlign w:val="center"/>
+          </w:tcPr>
+          <w:p/>
+        </w:tc>
+      </w:tr>
+      <w:tr>
+        <w:trPr>
+          <w:trHeight w:val="465" w:hRule="atLeast"/>
+          <w:cantSplit/>
+        </w:trPr>
+        <w:tc>
+          <w:tcPr>
+            <w:tcW w:type="dxa" w:w="2070"/>
+            <w:vAlign w:val="center"/>
+          </w:tcPr>
+          <w:p/>
+        </w:tc>
+        <w:tc>
+          <w:tcPr>
+            <w:tcW w:type="dxa" w:w="2760"/>
+            <w:vAlign w:val="center"/>
+          </w:tcPr>
+          <w:p/>
+        </w:tc>
+        <w:tc>
+          <w:tcPr>
+            <w:tcW w:type="dxa" w:w="2760"/>
+            <w:vAlign w:val="center"/>
+          </w:tcPr>
+          <w:p/>
+        </w:tc>
+        <w:tc>
+          <w:tcPr>
+            <w:tcW w:type="dxa" w:w="2760"/>
             <w:vAlign w:val="center"/>
           </w:tcPr>
           <w:p/>

--- a/public/fun/forms/이력서_전기·설비기술_10_JSONResume형.docx
+++ b/public/fun/forms/이력서_전기·설비기술_10_JSONResume형.docx
@@ -1052,10 +1052,10 @@
         <w:tblLook w:firstColumn="1" w:firstRow="1" w:lastColumn="0" w:lastRow="0" w:noHBand="0" w:noVBand="1" w:val="04A0"/>
       </w:tblPr>
       <w:tblGrid>
-        <w:gridCol w:w="1380"/>
-        <w:gridCol w:w="3795"/>
-        <w:gridCol w:w="1380"/>
-        <w:gridCol w:w="3795"/>
+        <w:gridCol w:w="1860"/>
+        <w:gridCol w:w="3315"/>
+        <w:gridCol w:w="1860"/>
+        <w:gridCol w:w="3315"/>
       </w:tblGrid>
       <w:tr>
         <w:trPr>
@@ -1064,7 +1064,7 @@
         </w:trPr>
         <w:tc>
           <w:tcPr>
-            <w:tcW w:type="dxa" w:w="1380"/>
+            <w:tcW w:type="dxa" w:w="1860"/>
             <w:shd w:val="clear" w:color="auto" w:fill="F5F3F2"/>
             <w:vAlign w:val="center"/>
           </w:tcPr>
@@ -1085,14 +1085,14 @@
         </w:tc>
         <w:tc>
           <w:tcPr>
-            <w:tcW w:type="dxa" w:w="3795"/>
+            <w:tcW w:type="dxa" w:w="3315"/>
             <w:vAlign w:val="center"/>
           </w:tcPr>
           <w:p/>
         </w:tc>
         <w:tc>
           <w:tcPr>
-            <w:tcW w:type="dxa" w:w="1380"/>
+            <w:tcW w:type="dxa" w:w="1860"/>
             <w:shd w:val="clear" w:color="auto" w:fill="F5F3F2"/>
             <w:vAlign w:val="center"/>
           </w:tcPr>
@@ -1113,7 +1113,7 @@
         </w:tc>
         <w:tc>
           <w:tcPr>
-            <w:tcW w:type="dxa" w:w="3795"/>
+            <w:tcW w:type="dxa" w:w="3315"/>
             <w:vAlign w:val="center"/>
           </w:tcPr>
           <w:p/>
@@ -1126,7 +1126,7 @@
         </w:trPr>
         <w:tc>
           <w:tcPr>
-            <w:tcW w:type="dxa" w:w="1380"/>
+            <w:tcW w:type="dxa" w:w="1860"/>
             <w:shd w:val="clear" w:color="auto" w:fill="F5F3F2"/>
             <w:vAlign w:val="center"/>
           </w:tcPr>
@@ -1141,13 +1141,15 @@
                 <w:color w:val="493727"/>
                 <w:sz w:val="19"/>
               </w:rPr>
-              <w:t>원인 · 조치 · 결과</w:t>
+              <w:t>원인 · 조치 ·</w:t>
+              <w:br/>
+              <w:t>결과</w:t>
             </w:r>
           </w:p>
         </w:tc>
         <w:tc>
           <w:tcPr>
-            <w:tcW w:type="dxa" w:w="8970"/>
+            <w:tcW w:type="dxa" w:w="8490"/>
             <w:gridSpan w:val="3"/>
           </w:tcPr>
           <w:p/>

--- a/public/fun/forms/이력서_전기·설비기술_10_JSONResume형.docx
+++ b/public/fun/forms/이력서_전기·설비기술_10_JSONResume형.docx
@@ -438,7 +438,7 @@
                 <w:color w:val="A9B0B8"/>
                 <w:sz w:val="16"/>
               </w:rPr>
-              <w:t>예) 2022.03 ~ 2024.02</w:t>
+              <w:t>예) ○○○○.○○ ~ ○○○○.○○</w:t>
             </w:r>
           </w:p>
         </w:tc>
@@ -457,7 +457,7 @@
                 <w:color w:val="A9B0B8"/>
                 <w:sz w:val="16"/>
               </w:rPr>
-              <w:t>○○대학교 (졸업)</w:t>
+              <w:t>학교명 입력 (졸업)</w:t>
             </w:r>
           </w:p>
         </w:tc>
@@ -700,7 +700,7 @@
                 <w:color w:val="A9B0B8"/>
                 <w:sz w:val="16"/>
               </w:rPr>
-              <w:t>예) 2022.03 ~ 2024.02</w:t>
+              <w:t>예) ○○○○.○○ ~ ○○○○.○○</w:t>
             </w:r>
           </w:p>
         </w:tc>
@@ -1325,7 +1325,7 @@
                 <w:color w:val="A9B0B8"/>
                 <w:sz w:val="16"/>
               </w:rPr>
-              <w:t>예) 2023.05.</w:t>
+              <w:t>예) ○○○○.○○.</w:t>
             </w:r>
           </w:p>
         </w:tc>
@@ -1888,7 +1888,7 @@
                 <w:color w:val="7A5F48"/>
                 <w:sz w:val="19"/>
               </w:rPr>
-              <w:t>2020~현재 · ○○빌딩 전기실 상주(수전 1,500kVA) · 정기 점검 월 4회, 정전 사고 0건</w:t>
+              <w:t>기간 입력 · ○○빌딩 전기실 상주(수전 1,500kVA) · 정기 점검 월 4회, 정전 사고 0건</w:t>
             </w:r>
           </w:p>
         </w:tc>
